--- a/downloads/teacher/04 Units/Unit 03 - Human Development and Relationships - Growing Up, Getting Along/Lesson 03.09 - Digital Footprint and Online Relationships and Stress Plan.docx
+++ b/downloads/teacher/04 Units/Unit 03 - Human Development and Relationships - Growing Up, Getting Along/Lesson 03.09 - Digital Footprint and Online Relationships and Stress Plan.docx
@@ -327,17 +327,29 @@
       <w:r>
         <w:t xml:space="preserve">By the end of this lesson, students will be able to:</w:t>
       </w:r>
-      <w:r>
-        <w:t xml:space="preserve"> </w:t>
-      </w:r>
-      <w:r>
-        <w:t xml:space="preserve">1. (Low) Define digital footprint, list four things that are public or copyable forever (posts, comments, photos, messages that get screenshotted), and describe two ways a person’s image is projected online.</w:t>
-      </w:r>
-      <w:r>
-        <w:t xml:space="preserve"> </w:t>
-      </w:r>
-      <w:r>
-        <w:t xml:space="preserve">2. (Mid) Given six short scenarios (a group chat, a shared photo, an online friend asking to meet, a late-night argument, a post that got no likes, a screenshot going around), classify each as healthy, unhealthy, or</w:t>
+    </w:p>
+    <w:p>
+      <w:pPr>
+        <w:numPr>
+          <w:ilvl w:val="0"/>
+          <w:numId w:val="1002"/>
+        </w:numPr>
+        <w:pStyle w:val="Compact"/>
+      </w:pPr>
+      <w:r>
+        <w:t xml:space="preserve">(Low) Define digital footprint, list four things that are public or copyable forever (posts, comments, photos, messages that get screenshotted), and describe two ways a person’s image is projected online.</w:t>
+      </w:r>
+    </w:p>
+    <w:p>
+      <w:pPr>
+        <w:numPr>
+          <w:ilvl w:val="0"/>
+          <w:numId w:val="1002"/>
+        </w:numPr>
+        <w:pStyle w:val="Compact"/>
+      </w:pPr>
+      <w:r>
+        <w:t xml:space="preserve">(Mid) Given six short scenarios (a group chat, a shared photo, an online friend asking to meet, a late-night argument, a post that got no likes, a screenshot going around), classify each as healthy, unhealthy, or</w:t>
       </w:r>
       <w:r>
         <w:t xml:space="preserve"> </w:t>
@@ -375,11 +387,17 @@
       <w:r>
         <w:t xml:space="preserve">case.</w:t>
       </w:r>
-      <w:r>
-        <w:t xml:space="preserve"> </w:t>
-      </w:r>
-      <w:r>
-        <w:t xml:space="preserve">3. (High) Create a Stress Plan that names one stressor, two tools from the toolkit card, one person to talk to, and one boundary with a phone, and justify the boundary in one sentence.</w:t>
+    </w:p>
+    <w:p>
+      <w:pPr>
+        <w:numPr>
+          <w:ilvl w:val="0"/>
+          <w:numId w:val="1002"/>
+        </w:numPr>
+        <w:pStyle w:val="Compact"/>
+      </w:pPr>
+      <w:r>
+        <w:t xml:space="preserve">(High) Create a Stress Plan that names one stressor, two tools from the toolkit card, one person to talk to, and one boundary with a phone, and justify the boundary in one sentence.</w:t>
       </w:r>
     </w:p>
     <w:p>
@@ -429,7 +447,7 @@
       <w:pPr>
         <w:numPr>
           <w:ilvl w:val="0"/>
-          <w:numId w:val="1002"/>
+          <w:numId w:val="1003"/>
         </w:numPr>
         <w:pStyle w:val="Compact"/>
       </w:pPr>
@@ -447,7 +465,7 @@
       <w:pPr>
         <w:numPr>
           <w:ilvl w:val="0"/>
-          <w:numId w:val="1002"/>
+          <w:numId w:val="1003"/>
         </w:numPr>
         <w:pStyle w:val="Compact"/>
       </w:pPr>
@@ -459,7 +477,7 @@
       <w:pPr>
         <w:numPr>
           <w:ilvl w:val="0"/>
-          <w:numId w:val="1002"/>
+          <w:numId w:val="1003"/>
         </w:numPr>
         <w:pStyle w:val="Compact"/>
       </w:pPr>
@@ -471,7 +489,7 @@
       <w:pPr>
         <w:numPr>
           <w:ilvl w:val="0"/>
-          <w:numId w:val="1002"/>
+          <w:numId w:val="1003"/>
         </w:numPr>
         <w:pStyle w:val="Compact"/>
       </w:pPr>
@@ -492,7 +510,7 @@
       <w:pPr>
         <w:numPr>
           <w:ilvl w:val="0"/>
-          <w:numId w:val="1002"/>
+          <w:numId w:val="1003"/>
         </w:numPr>
         <w:pStyle w:val="Compact"/>
       </w:pPr>
@@ -513,7 +531,7 @@
       <w:pPr>
         <w:numPr>
           <w:ilvl w:val="0"/>
-          <w:numId w:val="1002"/>
+          <w:numId w:val="1003"/>
         </w:numPr>
         <w:pStyle w:val="Compact"/>
       </w:pPr>
@@ -525,7 +543,7 @@
       <w:pPr>
         <w:numPr>
           <w:ilvl w:val="0"/>
-          <w:numId w:val="1002"/>
+          <w:numId w:val="1003"/>
         </w:numPr>
         <w:pStyle w:val="Compact"/>
       </w:pPr>
@@ -970,23 +988,41 @@
       <w:r>
         <w:t xml:space="preserve">Monitor understanding:</w:t>
       </w:r>
-      <w:r>
-        <w:t xml:space="preserve"> </w:t>
-      </w:r>
-      <w:r>
-        <w:t xml:space="preserve">- What is one thing you can delete that still exists somewhere?</w:t>
-      </w:r>
-      <w:r>
-        <w:t xml:space="preserve"> </w:t>
-      </w:r>
-      <w:r>
-        <w:t xml:space="preserve">- Which of the four online channels is the one people forget they are sending? (Likes and timing.)</w:t>
-      </w:r>
-      <w:r>
-        <w:t xml:space="preserve"> </w:t>
-      </w:r>
-      <w:r>
-        <w:t xml:space="preserve">- Which scenario was</w:t>
+    </w:p>
+    <w:p>
+      <w:pPr>
+        <w:numPr>
+          <w:ilvl w:val="0"/>
+          <w:numId w:val="1004"/>
+        </w:numPr>
+        <w:pStyle w:val="Compact"/>
+      </w:pPr>
+      <w:r>
+        <w:t xml:space="preserve">What is one thing you can delete that still exists somewhere?</w:t>
+      </w:r>
+    </w:p>
+    <w:p>
+      <w:pPr>
+        <w:numPr>
+          <w:ilvl w:val="0"/>
+          <w:numId w:val="1004"/>
+        </w:numPr>
+        <w:pStyle w:val="Compact"/>
+      </w:pPr>
+      <w:r>
+        <w:t xml:space="preserve">Which of the four online channels is the one people forget they are sending? (Likes and timing.)</w:t>
+      </w:r>
+    </w:p>
+    <w:p>
+      <w:pPr>
+        <w:numPr>
+          <w:ilvl w:val="0"/>
+          <w:numId w:val="1004"/>
+        </w:numPr>
+        <w:pStyle w:val="Compact"/>
+      </w:pPr>
+      <w:r>
+        <w:t xml:space="preserve">Which scenario was</w:t>
       </w:r>
       <w:r>
         <w:t xml:space="preserve"> </w:t>
@@ -1009,28 +1045,46 @@
     </w:p>
     <w:p>
       <w:pPr>
-        <w:pStyle w:val="BodyText"/>
+        <w:pStyle w:val="FirstParagraph"/>
       </w:pPr>
       <w:r>
         <w:t xml:space="preserve">Deepen learning:</w:t>
       </w:r>
-      <w:r>
-        <w:t xml:space="preserve"> </w:t>
-      </w:r>
-      <w:r>
-        <w:t xml:space="preserve">- The second student in the volunteer story is kind in person. Is it fair that the feed decided? Does fair matter to the coordinator?</w:t>
-      </w:r>
-      <w:r>
-        <w:t xml:space="preserve"> </w:t>
-      </w:r>
-      <w:r>
-        <w:t xml:space="preserve">- Leaving a group chat is allowed. Why does it feel like it is not?</w:t>
-      </w:r>
-      <w:r>
-        <w:t xml:space="preserve"> </w:t>
-      </w:r>
-      <w:r>
-        <w:t xml:space="preserve">- Your phone boundary on the Stress Plan is a rule you set for yourself. What would make you actually keep it next Tuesday?</w:t>
+    </w:p>
+    <w:p>
+      <w:pPr>
+        <w:numPr>
+          <w:ilvl w:val="0"/>
+          <w:numId w:val="1005"/>
+        </w:numPr>
+        <w:pStyle w:val="Compact"/>
+      </w:pPr>
+      <w:r>
+        <w:t xml:space="preserve">The second student in the volunteer story is kind in person. Is it fair that the feed decided? Does fair matter to the coordinator?</w:t>
+      </w:r>
+    </w:p>
+    <w:p>
+      <w:pPr>
+        <w:numPr>
+          <w:ilvl w:val="0"/>
+          <w:numId w:val="1005"/>
+        </w:numPr>
+        <w:pStyle w:val="Compact"/>
+      </w:pPr>
+      <w:r>
+        <w:t xml:space="preserve">Leaving a group chat is allowed. Why does it feel like it is not?</w:t>
+      </w:r>
+    </w:p>
+    <w:p>
+      <w:pPr>
+        <w:numPr>
+          <w:ilvl w:val="0"/>
+          <w:numId w:val="1005"/>
+        </w:numPr>
+        <w:pStyle w:val="Compact"/>
+      </w:pPr>
+      <w:r>
+        <w:t xml:space="preserve">Your phone boundary on the Stress Plan is a rule you set for yourself. What would make you actually keep it next Tuesday?</w:t>
       </w:r>
     </w:p>
     <w:p>
@@ -1472,7 +1526,7 @@
       <w:pPr>
         <w:numPr>
           <w:ilvl w:val="0"/>
-          <w:numId w:val="1003"/>
+          <w:numId w:val="1006"/>
         </w:numPr>
         <w:pStyle w:val="Compact"/>
       </w:pPr>
@@ -1530,7 +1584,7 @@
       <w:pPr>
         <w:numPr>
           <w:ilvl w:val="0"/>
-          <w:numId w:val="1003"/>
+          <w:numId w:val="1006"/>
         </w:numPr>
         <w:pStyle w:val="Compact"/>
       </w:pPr>
@@ -1560,7 +1614,7 @@
       <w:pPr>
         <w:numPr>
           <w:ilvl w:val="0"/>
-          <w:numId w:val="1003"/>
+          <w:numId w:val="1006"/>
         </w:numPr>
         <w:pStyle w:val="Compact"/>
       </w:pPr>
@@ -1572,7 +1626,7 @@
       <w:pPr>
         <w:numPr>
           <w:ilvl w:val="0"/>
-          <w:numId w:val="1003"/>
+          <w:numId w:val="1006"/>
         </w:numPr>
         <w:pStyle w:val="Compact"/>
       </w:pPr>
@@ -1584,7 +1638,7 @@
       <w:pPr>
         <w:numPr>
           <w:ilvl w:val="0"/>
-          <w:numId w:val="1003"/>
+          <w:numId w:val="1006"/>
         </w:numPr>
         <w:pStyle w:val="Compact"/>
       </w:pPr>
@@ -1596,7 +1650,7 @@
       <w:pPr>
         <w:numPr>
           <w:ilvl w:val="0"/>
-          <w:numId w:val="1003"/>
+          <w:numId w:val="1006"/>
         </w:numPr>
         <w:pStyle w:val="Compact"/>
       </w:pPr>
@@ -1915,7 +1969,7 @@
       <w:pPr>
         <w:numPr>
           <w:ilvl w:val="0"/>
-          <w:numId w:val="1004"/>
+          <w:numId w:val="1007"/>
         </w:numPr>
         <w:pStyle w:val="Compact"/>
       </w:pPr>
@@ -1939,7 +1993,7 @@
       <w:pPr>
         <w:numPr>
           <w:ilvl w:val="0"/>
-          <w:numId w:val="1004"/>
+          <w:numId w:val="1007"/>
         </w:numPr>
         <w:pStyle w:val="Compact"/>
       </w:pPr>
@@ -1951,7 +2005,7 @@
       <w:pPr>
         <w:numPr>
           <w:ilvl w:val="0"/>
-          <w:numId w:val="1004"/>
+          <w:numId w:val="1007"/>
         </w:numPr>
         <w:pStyle w:val="Compact"/>
       </w:pPr>
@@ -1975,7 +2029,7 @@
       <w:pPr>
         <w:numPr>
           <w:ilvl w:val="0"/>
-          <w:numId w:val="1004"/>
+          <w:numId w:val="1007"/>
         </w:numPr>
         <w:pStyle w:val="Compact"/>
       </w:pPr>
@@ -1987,7 +2041,7 @@
       <w:pPr>
         <w:numPr>
           <w:ilvl w:val="0"/>
-          <w:numId w:val="1004"/>
+          <w:numId w:val="1007"/>
         </w:numPr>
         <w:pStyle w:val="Compact"/>
       </w:pPr>
@@ -2053,7 +2107,7 @@
       <w:pPr>
         <w:numPr>
           <w:ilvl w:val="0"/>
-          <w:numId w:val="1004"/>
+          <w:numId w:val="1007"/>
         </w:numPr>
         <w:pStyle w:val="Compact"/>
       </w:pPr>
@@ -2090,7 +2144,7 @@
       <w:pPr>
         <w:numPr>
           <w:ilvl w:val="0"/>
-          <w:numId w:val="1005"/>
+          <w:numId w:val="1008"/>
         </w:numPr>
         <w:pStyle w:val="Compact"/>
       </w:pPr>
@@ -2102,7 +2156,7 @@
       <w:pPr>
         <w:numPr>
           <w:ilvl w:val="0"/>
-          <w:numId w:val="1005"/>
+          <w:numId w:val="1008"/>
         </w:numPr>
         <w:pStyle w:val="Compact"/>
       </w:pPr>
@@ -2132,7 +2186,7 @@
       <w:pPr>
         <w:numPr>
           <w:ilvl w:val="0"/>
-          <w:numId w:val="1005"/>
+          <w:numId w:val="1008"/>
         </w:numPr>
         <w:pStyle w:val="Compact"/>
       </w:pPr>
@@ -2162,7 +2216,7 @@
       <w:pPr>
         <w:numPr>
           <w:ilvl w:val="0"/>
-          <w:numId w:val="1005"/>
+          <w:numId w:val="1008"/>
         </w:numPr>
         <w:pStyle w:val="Compact"/>
       </w:pPr>
@@ -2174,7 +2228,7 @@
       <w:pPr>
         <w:numPr>
           <w:ilvl w:val="0"/>
-          <w:numId w:val="1005"/>
+          <w:numId w:val="1008"/>
         </w:numPr>
         <w:pStyle w:val="Compact"/>
       </w:pPr>
@@ -2470,6 +2524,118 @@
       </w:pPr>
     </w:lvl>
   </w:abstractNum>
+  <w:abstractNum w:abstractNumId="99411">
+    <w:nsid w:val="71315dca"/>
+    <w:multiLevelType w:val="multilevel"/>
+    <w:lvl w:ilvl="0">
+      <w:start w:val="1"/>
+      <w:numFmt w:val="decimal"/>
+      <w:lvlText w:val="%1."/>
+      <w:lvlJc w:val="left"/>
+      <w:pPr>
+        <w:tabs>
+          <w:tab w:val="num" w:pos="0"/>
+        </w:tabs>
+        <w:ind w:left="480" w:hanging="480"/>
+      </w:pPr>
+    </w:lvl>
+    <w:lvl w:ilvl="1">
+      <w:start w:val="1"/>
+      <w:numFmt w:val="decimal"/>
+      <w:lvlText w:val="%2."/>
+      <w:lvlJc w:val="left"/>
+      <w:pPr>
+        <w:tabs>
+          <w:tab w:val="num" w:pos="720"/>
+        </w:tabs>
+        <w:ind w:left="1200" w:hanging="480"/>
+      </w:pPr>
+    </w:lvl>
+    <w:lvl w:ilvl="2">
+      <w:start w:val="1"/>
+      <w:numFmt w:val="decimal"/>
+      <w:lvlText w:val="%3."/>
+      <w:lvlJc w:val="left"/>
+      <w:pPr>
+        <w:tabs>
+          <w:tab w:val="num" w:pos="1440"/>
+        </w:tabs>
+        <w:ind w:left="1920" w:hanging="480"/>
+      </w:pPr>
+    </w:lvl>
+    <w:lvl w:ilvl="3">
+      <w:start w:val="1"/>
+      <w:numFmt w:val="decimal"/>
+      <w:lvlText w:val="%4."/>
+      <w:lvlJc w:val="left"/>
+      <w:pPr>
+        <w:tabs>
+          <w:tab w:val="num" w:pos="2160"/>
+        </w:tabs>
+        <w:ind w:left="2640" w:hanging="480"/>
+      </w:pPr>
+    </w:lvl>
+    <w:lvl w:ilvl="4">
+      <w:start w:val="1"/>
+      <w:numFmt w:val="decimal"/>
+      <w:lvlText w:val="%5."/>
+      <w:lvlJc w:val="left"/>
+      <w:pPr>
+        <w:tabs>
+          <w:tab w:val="num" w:pos="2880"/>
+        </w:tabs>
+        <w:ind w:left="3360" w:hanging="480"/>
+      </w:pPr>
+    </w:lvl>
+    <w:lvl w:ilvl="5">
+      <w:start w:val="1"/>
+      <w:numFmt w:val="decimal"/>
+      <w:lvlText w:val="%6."/>
+      <w:lvlJc w:val="left"/>
+      <w:pPr>
+        <w:tabs>
+          <w:tab w:val="num" w:pos="3600"/>
+        </w:tabs>
+        <w:ind w:left="4080" w:hanging="480"/>
+      </w:pPr>
+    </w:lvl>
+    <w:lvl w:ilvl="6">
+      <w:start w:val="1"/>
+      <w:numFmt w:val="decimal"/>
+      <w:lvlText w:val="%7."/>
+      <w:lvlJc w:val="left"/>
+      <w:pPr>
+        <w:tabs>
+          <w:tab w:val="num" w:pos="4320"/>
+        </w:tabs>
+        <w:ind w:left="4800" w:hanging="480"/>
+      </w:pPr>
+    </w:lvl>
+    <w:lvl w:ilvl="7">
+      <w:start w:val="1"/>
+      <w:numFmt w:val="decimal"/>
+      <w:lvlText w:val="%8."/>
+      <w:lvlJc w:val="left"/>
+      <w:pPr>
+        <w:tabs>
+          <w:tab w:val="num" w:pos="5040"/>
+        </w:tabs>
+        <w:ind w:left="5520" w:hanging="480"/>
+      </w:pPr>
+    </w:lvl>
+    <w:lvl w:ilvl="8">
+      <w:start w:val="1"/>
+      <w:numFmt w:val="decimal"/>
+      <w:lvlText w:val="%9."/>
+      <w:lvlJc w:val="left"/>
+      <w:pPr>
+        <w:tabs>
+          <w:tab w:val="num" w:pos="5760"/>
+        </w:tabs>
+        <w:ind w:left="6240" w:hanging="480"/>
+      </w:pPr>
+    </w:lvl>
+  </w:abstractNum>
   <w:num w:numId="1000">
     <w:abstractNumId w:val="990"/>
   </w:num>
@@ -2477,7 +2643,34 @@
     <w:abstractNumId w:val="991"/>
   </w:num>
   <w:num w:numId="1002">
-    <w:abstractNumId w:val="991"/>
+    <w:abstractNumId w:val="99411"/>
+    <w:lvlOverride w:ilvl="0">
+      <w:startOverride w:val="1"/>
+    </w:lvlOverride>
+    <w:lvlOverride w:ilvl="1">
+      <w:startOverride w:val="1"/>
+    </w:lvlOverride>
+    <w:lvlOverride w:ilvl="2">
+      <w:startOverride w:val="1"/>
+    </w:lvlOverride>
+    <w:lvlOverride w:ilvl="3">
+      <w:startOverride w:val="1"/>
+    </w:lvlOverride>
+    <w:lvlOverride w:ilvl="4">
+      <w:startOverride w:val="1"/>
+    </w:lvlOverride>
+    <w:lvlOverride w:ilvl="5">
+      <w:startOverride w:val="1"/>
+    </w:lvlOverride>
+    <w:lvlOverride w:ilvl="6">
+      <w:startOverride w:val="1"/>
+    </w:lvlOverride>
+    <w:lvlOverride w:ilvl="7">
+      <w:startOverride w:val="1"/>
+    </w:lvlOverride>
+    <w:lvlOverride w:ilvl="8">
+      <w:startOverride w:val="1"/>
+    </w:lvlOverride>
   </w:num>
   <w:num w:numId="1003">
     <w:abstractNumId w:val="991"/>
@@ -2486,6 +2679,15 @@
     <w:abstractNumId w:val="991"/>
   </w:num>
   <w:num w:numId="1005">
+    <w:abstractNumId w:val="991"/>
+  </w:num>
+  <w:num w:numId="1006">
+    <w:abstractNumId w:val="991"/>
+  </w:num>
+  <w:num w:numId="1007">
+    <w:abstractNumId w:val="991"/>
+  </w:num>
+  <w:num w:numId="1008">
     <w:abstractNumId w:val="991"/>
   </w:num>
 </w:numbering>

--- a/downloads/teacher/04 Units/Unit 03 - Human Development and Relationships - Growing Up, Getting Along/Lesson 03.09 - Digital Footprint and Online Relationships and Stress Plan.docx
+++ b/downloads/teacher/04 Units/Unit 03 - Human Development and Relationships - Growing Up, Getting Along/Lesson 03.09 - Digital Footprint and Online Relationships and Stress Plan.docx
@@ -247,7 +247,7 @@
         <w:pStyle w:val="FirstParagraph"/>
       </w:pPr>
       <w:r>
-        <w:t xml:space="preserve">(The task asked for a CIR 5. line on digital or online communication. The Peer Relationships topic has none; CIR 1. b) is the theme’s only line that names digital communication and is cited as the task allowed. HSW 5. e) is the</w:t>
+        <w:t xml:space="preserve">(The CIR 5. Peer Relationships topic has no line on digital or online communication; CIR 1. b) is the theme’s only line that names digital communication and is cited instead. HSW 5. e) is the</w:t>
       </w:r>
       <w:r>
         <w:t xml:space="preserve"> </w:t>
@@ -516,15 +516,6 @@
       </w:pPr>
       <w:r>
         <w:t xml:space="preserve">The school’s who-to-tell list (counselor, technology coordinator, any teacher, an adult at home) on slide 8</w:t>
-      </w:r>
-      <w:r>
-        <w:t xml:space="preserve"> </w:t>
-      </w:r>
-      <w:r>
-        <w:rPr>
-          <w:rStyle w:val="TeacherNote"/>
-        </w:rPr>
-        <w:t xml:space="preserve">[Sal: names and rooms]</w:t>
       </w:r>
     </w:p>
     <w:p>
@@ -1945,15 +1936,6 @@
       <w:r>
         <w:t xml:space="preserve">list matches the school’s process; the counselor, who is on the list; the health teacher, who owns cyberbullying if health covers it. Unit 7 (careers) returns to the footprint when students build a resume.</w:t>
       </w:r>
-      <w:r>
-        <w:t xml:space="preserve"> </w:t>
-      </w:r>
-      <w:r>
-        <w:rPr>
-          <w:rStyle w:val="TeacherNote"/>
-        </w:rPr>
-        <w:t xml:space="preserve">[Sal: your Brentwood personal branding unit ran a digital footprint audit; the audit here is shorter and never asks for account names.]</w:t>
-      </w:r>
     </w:p>
     <w:p>
       <w:pPr>
@@ -2046,7 +2028,7 @@
         <w:pStyle w:val="Compact"/>
       </w:pPr>
       <w:r>
-        <w:t xml:space="preserve">Sal’s own materials: the</w:t>
+        <w:t xml:space="preserve">My own materials: the</w:t>
       </w:r>
       <w:r>
         <w:t xml:space="preserve"> </w:t>
@@ -2064,7 +2046,7 @@
         <w:t xml:space="preserve"> </w:t>
       </w:r>
       <w:r>
-        <w:t xml:space="preserve">packet (Brentwood, Unit 5 Personal Branding, April 2026) supplies the definition, the</w:t>
+        <w:t xml:space="preserve">packet (from my personal branding packets) supplies the definition, the</w:t>
       </w:r>
       <w:r>
         <w:t xml:space="preserve"> </w:t>
@@ -2200,7 +2182,7 @@
         <w:t xml:space="preserve">“</w:t>
       </w:r>
       <w:r>
-        <w:t xml:space="preserve">and that specific one goes to [the counselor] today, with me if you want.</w:t>
+        <w:t xml:space="preserve">and that specific one goes to the counselor today, with me if you want.</w:t>
       </w:r>
       <w:r>
         <w:t xml:space="preserve">”</w:t>
@@ -2222,21 +2204,6 @@
       </w:pPr>
       <w:r>
         <w:t xml:space="preserve">The phone boundary is the line students resist most and remember longest. Ask in Lesson 3.10’s do now whether it held.</w:t>
-      </w:r>
-    </w:p>
-    <w:p>
-      <w:pPr>
-        <w:numPr>
-          <w:ilvl w:val="0"/>
-          <w:numId w:val="1008"/>
-        </w:numPr>
-        <w:pStyle w:val="Compact"/>
-      </w:pPr>
-      <w:r>
-        <w:rPr>
-          <w:rStyle w:val="TeacherNote"/>
-        </w:rPr>
-        <w:t xml:space="preserve">[Sal: if your school has a phone policy (a pouch, a locker), say so on slide 9 and let students pick a boundary for outside school; a boundary the school already enforces is not a plan.]</w:t>
       </w:r>
     </w:p>
     <w:sectPr>
